--- a/Opleverset/Documentatie/Onderzoeken/onderzoek alternatieve drijfmethodes.docx
+++ b/Opleverset/Documentatie/Onderzoeken/onderzoek alternatieve drijfmethodes.docx
@@ -213,14 +213,70 @@
                                       <w:text/>
                                     </w:sdtPr>
                                     <w:sdtContent>
+                                      <w:proofErr w:type="spellStart"/>
                                       <w:r>
                                         <w:rPr>
                                           <w:color w:val="FFFFFF" w:themeColor="background1"/>
                                           <w:sz w:val="56"/>
                                           <w:szCs w:val="56"/>
                                         </w:rPr>
-                                        <w:t>Alternatieve drijfmethodes onderzoek/vergelijking</w:t>
+                                        <w:t>Alternatieve</w:t>
                                       </w:r>
+                                      <w:proofErr w:type="spellEnd"/>
+                                      <w:r>
+                                        <w:rPr>
+                                          <w:color w:val="FFFFFF" w:themeColor="background1"/>
+                                          <w:sz w:val="56"/>
+                                          <w:szCs w:val="56"/>
+                                        </w:rPr>
+                                        <w:t xml:space="preserve"> </w:t>
+                                      </w:r>
+                                      <w:proofErr w:type="spellStart"/>
+                                      <w:r>
+                                        <w:rPr>
+                                          <w:color w:val="FFFFFF" w:themeColor="background1"/>
+                                          <w:sz w:val="56"/>
+                                          <w:szCs w:val="56"/>
+                                        </w:rPr>
+                                        <w:t>drijfmethodes</w:t>
+                                      </w:r>
+                                      <w:proofErr w:type="spellEnd"/>
+                                      <w:r>
+                                        <w:rPr>
+                                          <w:color w:val="FFFFFF" w:themeColor="background1"/>
+                                          <w:sz w:val="56"/>
+                                          <w:szCs w:val="56"/>
+                                        </w:rPr>
+                                        <w:t xml:space="preserve"> </w:t>
+                                      </w:r>
+                                      <w:proofErr w:type="spellStart"/>
+                                      <w:r>
+                                        <w:rPr>
+                                          <w:color w:val="FFFFFF" w:themeColor="background1"/>
+                                          <w:sz w:val="56"/>
+                                          <w:szCs w:val="56"/>
+                                        </w:rPr>
+                                        <w:t>onderzoek</w:t>
+                                      </w:r>
+                                      <w:proofErr w:type="spellEnd"/>
+                                      <w:r>
+                                        <w:rPr>
+                                          <w:color w:val="FFFFFF" w:themeColor="background1"/>
+                                          <w:sz w:val="56"/>
+                                          <w:szCs w:val="56"/>
+                                        </w:rPr>
+                                        <w:t>/</w:t>
+                                      </w:r>
+                                      <w:proofErr w:type="spellStart"/>
+                                      <w:r>
+                                        <w:rPr>
+                                          <w:color w:val="FFFFFF" w:themeColor="background1"/>
+                                          <w:sz w:val="56"/>
+                                          <w:szCs w:val="56"/>
+                                        </w:rPr>
+                                        <w:t>vergelijking</w:t>
+                                      </w:r>
+                                      <w:proofErr w:type="spellEnd"/>
                                     </w:sdtContent>
                                   </w:sdt>
                                 </w:p>
@@ -383,14 +439,70 @@
                                 <w:text/>
                               </w:sdtPr>
                               <w:sdtContent>
+                                <w:proofErr w:type="spellStart"/>
                                 <w:r>
                                   <w:rPr>
                                     <w:color w:val="FFFFFF" w:themeColor="background1"/>
                                     <w:sz w:val="56"/>
                                     <w:szCs w:val="56"/>
                                   </w:rPr>
-                                  <w:t>Alternatieve drijfmethodes onderzoek/vergelijking</w:t>
+                                  <w:t>Alternatieve</w:t>
                                 </w:r>
+                                <w:proofErr w:type="spellEnd"/>
+                                <w:r>
+                                  <w:rPr>
+                                    <w:color w:val="FFFFFF" w:themeColor="background1"/>
+                                    <w:sz w:val="56"/>
+                                    <w:szCs w:val="56"/>
+                                  </w:rPr>
+                                  <w:t xml:space="preserve"> </w:t>
+                                </w:r>
+                                <w:proofErr w:type="spellStart"/>
+                                <w:r>
+                                  <w:rPr>
+                                    <w:color w:val="FFFFFF" w:themeColor="background1"/>
+                                    <w:sz w:val="56"/>
+                                    <w:szCs w:val="56"/>
+                                  </w:rPr>
+                                  <w:t>drijfmethodes</w:t>
+                                </w:r>
+                                <w:proofErr w:type="spellEnd"/>
+                                <w:r>
+                                  <w:rPr>
+                                    <w:color w:val="FFFFFF" w:themeColor="background1"/>
+                                    <w:sz w:val="56"/>
+                                    <w:szCs w:val="56"/>
+                                  </w:rPr>
+                                  <w:t xml:space="preserve"> </w:t>
+                                </w:r>
+                                <w:proofErr w:type="spellStart"/>
+                                <w:r>
+                                  <w:rPr>
+                                    <w:color w:val="FFFFFF" w:themeColor="background1"/>
+                                    <w:sz w:val="56"/>
+                                    <w:szCs w:val="56"/>
+                                  </w:rPr>
+                                  <w:t>onderzoek</w:t>
+                                </w:r>
+                                <w:proofErr w:type="spellEnd"/>
+                                <w:r>
+                                  <w:rPr>
+                                    <w:color w:val="FFFFFF" w:themeColor="background1"/>
+                                    <w:sz w:val="56"/>
+                                    <w:szCs w:val="56"/>
+                                  </w:rPr>
+                                  <w:t>/</w:t>
+                                </w:r>
+                                <w:proofErr w:type="spellStart"/>
+                                <w:r>
+                                  <w:rPr>
+                                    <w:color w:val="FFFFFF" w:themeColor="background1"/>
+                                    <w:sz w:val="56"/>
+                                    <w:szCs w:val="56"/>
+                                  </w:rPr>
+                                  <w:t>vergelijking</w:t>
+                                </w:r>
+                                <w:proofErr w:type="spellEnd"/>
                               </w:sdtContent>
                             </w:sdt>
                           </w:p>
@@ -522,13 +634,23 @@
                                   </w:rPr>
                                   <w:t>|</w:t>
                                 </w:r>
+                                <w:proofErr w:type="spellStart"/>
                                 <w:r>
                                   <w:rPr>
                                     <w:color w:val="7F7F7F" w:themeColor="text1" w:themeTint="80"/>
                                     <w:sz w:val="18"/>
                                     <w:szCs w:val="18"/>
                                   </w:rPr>
-                                  <w:t>Hogeschool Rotterdam</w:t>
+                                  <w:t>Hogeschool</w:t>
+                                </w:r>
+                                <w:proofErr w:type="spellEnd"/>
+                                <w:r>
+                                  <w:rPr>
+                                    <w:color w:val="7F7F7F" w:themeColor="text1" w:themeTint="80"/>
+                                    <w:sz w:val="18"/>
+                                    <w:szCs w:val="18"/>
+                                  </w:rPr>
+                                  <w:t xml:space="preserve"> Rotterdam</w:t>
                                 </w:r>
                                 <w:r>
                                   <w:rPr>
@@ -629,13 +751,23 @@
                             </w:rPr>
                             <w:t>|</w:t>
                           </w:r>
+                          <w:proofErr w:type="spellStart"/>
                           <w:r>
                             <w:rPr>
                               <w:color w:val="7F7F7F" w:themeColor="text1" w:themeTint="80"/>
                               <w:sz w:val="18"/>
                               <w:szCs w:val="18"/>
                             </w:rPr>
-                            <w:t>Hogeschool Rotterdam</w:t>
+                            <w:t>Hogeschool</w:t>
+                          </w:r>
+                          <w:proofErr w:type="spellEnd"/>
+                          <w:r>
+                            <w:rPr>
+                              <w:color w:val="7F7F7F" w:themeColor="text1" w:themeTint="80"/>
+                              <w:sz w:val="18"/>
+                              <w:szCs w:val="18"/>
+                            </w:rPr>
+                            <w:t xml:space="preserve"> Rotterdam</w:t>
                           </w:r>
                           <w:r>
                             <w:rPr>
@@ -2598,7 +2730,21 @@
         <w:rPr>
           <w:lang w:val="nl-NL"/>
         </w:rPr>
-        <w:t>In dit onderzoek zijn verschillende alternatieve drijfmethoden onderzocht voor de Floating Farm, als aanvulling op het eerdere onderzoek naar ballasttanks.</w:t>
+        <w:t xml:space="preserve">In dit onderzoek zijn verschillende alternatieve drijfmethoden onderzocht voor de </w:t>
+      </w:r>
+      <w:proofErr w:type="spellStart"/>
+      <w:r>
+        <w:rPr>
+          <w:lang w:val="nl-NL"/>
+        </w:rPr>
+        <w:t>Floating</w:t>
+      </w:r>
+      <w:proofErr w:type="spellEnd"/>
+      <w:r>
+        <w:rPr>
+          <w:lang w:val="nl-NL"/>
+        </w:rPr>
+        <w:t xml:space="preserve"> Farm, als aanvulling op het eerdere onderzoek naar ballasttanks.</w:t>
       </w:r>
       <w:r>
         <w:rPr>
@@ -2647,7 +2793,21 @@
         <w:rPr>
           <w:lang w:val="nl-NL"/>
         </w:rPr>
-        <w:t>Dit rapport beschrijft een onderzoek naar alternatieve methoden om de Floating Farm te laten drijven, naast het gebruik van ballasttanks. Het doel is om te bepalen of er eenvoudigere of effectievere alternatieven bestaan die hetzelfde stabiliserende effect kunnen bereiken.</w:t>
+        <w:t xml:space="preserve">Dit rapport beschrijft een onderzoek naar alternatieve methoden om de </w:t>
+      </w:r>
+      <w:proofErr w:type="spellStart"/>
+      <w:r>
+        <w:rPr>
+          <w:lang w:val="nl-NL"/>
+        </w:rPr>
+        <w:t>Floating</w:t>
+      </w:r>
+      <w:proofErr w:type="spellEnd"/>
+      <w:r>
+        <w:rPr>
+          <w:lang w:val="nl-NL"/>
+        </w:rPr>
+        <w:t xml:space="preserve"> Farm te laten drijven, naast het gebruik van ballasttanks. Het doel is om te bepalen of er eenvoudigere of effectievere alternatieven bestaan die hetzelfde stabiliserende effect kunnen bereiken.</w:t>
       </w:r>
     </w:p>
     <w:p>
@@ -2660,20 +2820,109 @@
         <w:rPr>
           <w:lang w:val="nl-NL"/>
         </w:rPr>
-        <w:t>De aanleiding is het eerdere onderzoek (Scriptie Jelle Willemen)</w:t>
-      </w:r>
-      <w:r>
-        <w:rPr>
-          <w:highlight w:val="yellow"/>
-          <w:lang w:val="nl-NL"/>
-        </w:rPr>
-        <w:t>verwijzing toevoegen</w:t>
-      </w:r>
-      <w:r>
-        <w:rPr>
-          <w:lang w:val="nl-NL"/>
-        </w:rPr>
-        <w:t xml:space="preserve"> waarin werd vastgesteld dat ballasttanks een goede optie zijn voor dynamische balanscontrole. In dit rapport worden andere mogelijkheden geëvalueerd die in theorie ook drijfvermogen kunnen genereren of stabiliteit kunnen verbeteren.</w:t>
+        <w:t xml:space="preserve">De is het eerdere onderzoek van Jelle </w:t>
+      </w:r>
+      <w:proofErr w:type="spellStart"/>
+      <w:r>
+        <w:rPr>
+          <w:lang w:val="nl-NL"/>
+        </w:rPr>
+        <w:t>Willemen</w:t>
+      </w:r>
+      <w:proofErr w:type="spellEnd"/>
+      <w:r>
+        <w:rPr>
+          <w:lang w:val="nl-NL"/>
+        </w:rPr>
+        <w:t xml:space="preserve"> </w:t>
+      </w:r>
+      <w:r>
+        <w:rPr>
+          <w:lang w:val="nl-NL"/>
+        </w:rPr>
+        <w:t xml:space="preserve">naar het dynamisch balanssysteem van de </w:t>
+      </w:r>
+      <w:proofErr w:type="spellStart"/>
+      <w:r>
+        <w:rPr>
+          <w:lang w:val="nl-NL"/>
+        </w:rPr>
+        <w:t>Floating</w:t>
+      </w:r>
+      <w:proofErr w:type="spellEnd"/>
+      <w:r>
+        <w:rPr>
+          <w:lang w:val="nl-NL"/>
+        </w:rPr>
+        <w:t xml:space="preserve"> Farm, waarin is vastgesteld dat ballasttanks een goede optie zijn voor dynamische balanscontrole</w:t>
+      </w:r>
+      <w:r>
+        <w:rPr>
+          <w:lang w:val="nl-NL"/>
+        </w:rPr>
+        <w:t>.</w:t>
+      </w:r>
+      <w:sdt>
+        <w:sdtPr>
+          <w:rPr>
+            <w:lang w:val="nl-NL"/>
+          </w:rPr>
+          <w:id w:val="-813569045"/>
+          <w:citation/>
+        </w:sdtPr>
+        <w:sdtContent>
+          <w:r>
+            <w:rPr>
+              <w:lang w:val="nl-NL"/>
+            </w:rPr>
+            <w:fldChar w:fldCharType="begin"/>
+          </w:r>
+          <w:r>
+            <w:rPr>
+              <w:lang w:val="nl-NL"/>
+            </w:rPr>
+            <w:instrText xml:space="preserve"> CITATION Wil25 \l 1043 </w:instrText>
+          </w:r>
+          <w:r>
+            <w:rPr>
+              <w:lang w:val="nl-NL"/>
+            </w:rPr>
+            <w:fldChar w:fldCharType="separate"/>
+          </w:r>
+          <w:r>
+            <w:rPr>
+              <w:noProof/>
+              <w:lang w:val="nl-NL"/>
+            </w:rPr>
+            <w:t xml:space="preserve"> </w:t>
+          </w:r>
+          <w:r>
+            <w:rPr>
+              <w:noProof/>
+              <w:lang w:val="nl-NL"/>
+            </w:rPr>
+            <w:t>[1]</w:t>
+          </w:r>
+          <w:r>
+            <w:rPr>
+              <w:lang w:val="nl-NL"/>
+            </w:rPr>
+            <w:fldChar w:fldCharType="end"/>
+          </w:r>
+        </w:sdtContent>
+      </w:sdt>
+    </w:p>
+    <w:p>
+      <w:pPr>
+        <w:rPr>
+          <w:lang w:val="nl-NL"/>
+        </w:rPr>
+      </w:pPr>
+      <w:r>
+        <w:rPr>
+          <w:lang w:val="nl-NL"/>
+        </w:rPr>
+        <w:t>In dit rapport worden andere mogelijkheden geëvalueerd die in theorie ook drijfvermogen kunnen genereren of stabiliteit kunnen verbeteren.</w:t>
       </w:r>
     </w:p>
     <w:p>
@@ -2788,6 +3037,7 @@
         </w:rPr>
         <w:t xml:space="preserve">voor het schaalmodel van de </w:t>
       </w:r>
+      <w:proofErr w:type="spellStart"/>
       <w:r>
         <w:rPr>
           <w:lang w:val="nl-NL"/>
@@ -2800,6 +3050,7 @@
         </w:rPr>
         <w:t>loating</w:t>
       </w:r>
+      <w:proofErr w:type="spellEnd"/>
       <w:r>
         <w:rPr>
           <w:lang w:val="nl-NL"/>
@@ -2906,7 +3157,21 @@
         <w:rPr>
           <w:lang w:val="nl-NL"/>
         </w:rPr>
-        <w:t xml:space="preserve"> platform zoals de Floating Farm</w:t>
+        <w:t xml:space="preserve"> platform zoals de </w:t>
+      </w:r>
+      <w:proofErr w:type="spellStart"/>
+      <w:r>
+        <w:rPr>
+          <w:lang w:val="nl-NL"/>
+        </w:rPr>
+        <w:t>Floating</w:t>
+      </w:r>
+      <w:proofErr w:type="spellEnd"/>
+      <w:r>
+        <w:rPr>
+          <w:lang w:val="nl-NL"/>
+        </w:rPr>
+        <w:t xml:space="preserve"> Farm</w:t>
       </w:r>
       <w:r>
         <w:rPr>
@@ -2976,27 +3241,96 @@
         <w:rPr>
           <w:lang w:val="nl-NL"/>
         </w:rPr>
-        <w:t>Waterjets kunnen gebruik worden om de floating farm stabiel te houden met een opwaartse kracht zoals beschreven in j</w:t>
-      </w:r>
-      <w:r>
-        <w:rPr>
-          <w:highlight w:val="yellow"/>
-          <w:lang w:val="nl-NL"/>
-        </w:rPr>
-        <w:t>elles rapport (voeg verwijzing toe)</w:t>
-      </w:r>
+        <w:t xml:space="preserve">Waterjets kunnen gebruik worden om de </w:t>
+      </w:r>
+      <w:proofErr w:type="spellStart"/>
+      <w:r>
+        <w:rPr>
+          <w:lang w:val="nl-NL"/>
+        </w:rPr>
+        <w:t>floating</w:t>
+      </w:r>
+      <w:proofErr w:type="spellEnd"/>
+      <w:r>
+        <w:rPr>
+          <w:lang w:val="nl-NL"/>
+        </w:rPr>
+        <w:t xml:space="preserve"> farm stabiel te houden met een opwaartse kracht zoals beschreven </w:t>
+      </w:r>
+      <w:r>
+        <w:rPr>
+          <w:lang w:val="nl-NL"/>
+        </w:rPr>
+        <w:t xml:space="preserve">door </w:t>
+      </w:r>
+      <w:r>
+        <w:rPr>
+          <w:lang w:val="nl-NL"/>
+        </w:rPr>
+        <w:t xml:space="preserve"> </w:t>
+      </w:r>
+      <w:r>
+        <w:rPr>
+          <w:lang w:val="nl-NL"/>
+        </w:rPr>
+        <w:t xml:space="preserve">Jelle </w:t>
+      </w:r>
+      <w:proofErr w:type="spellStart"/>
+      <w:r>
+        <w:rPr>
+          <w:lang w:val="nl-NL"/>
+        </w:rPr>
+        <w:t>Willemen</w:t>
+      </w:r>
+      <w:proofErr w:type="spellEnd"/>
       <w:r>
         <w:rPr>
           <w:lang w:val="nl-NL"/>
         </w:rPr>
         <w:t xml:space="preserve">. </w:t>
       </w:r>
-      <w:r>
-        <w:rPr>
-          <w:lang w:val="nl-NL"/>
-        </w:rPr>
-        <w:br/>
-      </w:r>
+      <w:sdt>
+        <w:sdtPr>
+          <w:rPr>
+            <w:lang w:val="nl-NL"/>
+          </w:rPr>
+          <w:id w:val="-791293039"/>
+          <w:citation/>
+        </w:sdtPr>
+        <w:sdtContent>
+          <w:r>
+            <w:rPr>
+              <w:lang w:val="nl-NL"/>
+            </w:rPr>
+            <w:fldChar w:fldCharType="begin"/>
+          </w:r>
+          <w:r>
+            <w:rPr>
+              <w:lang w:val="nl-NL"/>
+            </w:rPr>
+            <w:instrText xml:space="preserve"> CITATION Wil25 \l 1043 </w:instrText>
+          </w:r>
+          <w:r>
+            <w:rPr>
+              <w:lang w:val="nl-NL"/>
+            </w:rPr>
+            <w:fldChar w:fldCharType="separate"/>
+          </w:r>
+          <w:r>
+            <w:rPr>
+              <w:noProof/>
+              <w:lang w:val="nl-NL"/>
+            </w:rPr>
+            <w:t>[1]</w:t>
+          </w:r>
+          <w:r>
+            <w:rPr>
+              <w:lang w:val="nl-NL"/>
+            </w:rPr>
+            <w:fldChar w:fldCharType="end"/>
+          </w:r>
+        </w:sdtContent>
+      </w:sdt>
       <w:sdt>
         <w:sdtPr>
           <w:rPr>
@@ -3029,7 +3363,14 @@
               <w:noProof/>
               <w:lang w:val="nl-NL"/>
             </w:rPr>
-            <w:t>[1]</w:t>
+            <w:t xml:space="preserve"> </w:t>
+          </w:r>
+          <w:r>
+            <w:rPr>
+              <w:noProof/>
+              <w:lang w:val="nl-NL"/>
+            </w:rPr>
+            <w:t>[2]</w:t>
           </w:r>
           <w:r>
             <w:rPr>
@@ -3180,7 +3521,6 @@
         <w:rPr>
           <w:lang w:val="nl-NL"/>
         </w:rPr>
-        <w:lastRenderedPageBreak/>
         <w:t>Minder geschikt voor permanente drijvende structuren die niet bewegen</w:t>
       </w:r>
     </w:p>
@@ -3196,6 +3536,7 @@
         <w:rPr>
           <w:lang w:val="nl-NL"/>
         </w:rPr>
+        <w:lastRenderedPageBreak/>
         <w:t>Drijfkussen</w:t>
       </w:r>
       <w:bookmarkEnd w:id="7"/>
@@ -3244,7 +3585,7 @@
               <w:noProof/>
               <w:lang w:val="nl-NL"/>
             </w:rPr>
-            <w:t>[2]</w:t>
+            <w:t>[3]</w:t>
           </w:r>
           <w:r>
             <w:rPr>
@@ -3373,9 +3714,17 @@
         <w:rPr>
           <w:lang w:val="nl-NL"/>
         </w:rPr>
-        <w:t>Modular Floats</w:t>
+        <w:t xml:space="preserve">Modular </w:t>
+      </w:r>
+      <w:proofErr w:type="spellStart"/>
+      <w:r>
+        <w:rPr>
+          <w:lang w:val="nl-NL"/>
+        </w:rPr>
+        <w:t>Floats</w:t>
       </w:r>
       <w:bookmarkEnd w:id="10"/>
+      <w:proofErr w:type="spellEnd"/>
     </w:p>
     <w:p>
       <w:pPr>
@@ -3421,7 +3770,7 @@
               <w:noProof/>
               <w:lang w:val="nl-NL"/>
             </w:rPr>
-            <w:t>[3]</w:t>
+            <w:t>[4]</w:t>
           </w:r>
           <w:r>
             <w:rPr>
@@ -3596,7 +3945,7 @@
               <w:noProof/>
               <w:lang w:val="nl-NL"/>
             </w:rPr>
-            <w:t>[4]</w:t>
+            <w:t>[5]</w:t>
           </w:r>
           <w:r>
             <w:rPr>
@@ -3917,19 +4266,7 @@
               <w:rPr>
                 <w:lang w:val="nl-NL"/>
               </w:rPr>
-              <w:t xml:space="preserve">Toepasbaarheid voor een </w:t>
-            </w:r>
-            <w:r>
-              <w:rPr>
-                <w:lang w:val="nl-NL"/>
-              </w:rPr>
-              <w:t>semipermanent</w:t>
-            </w:r>
-            <w:r>
-              <w:rPr>
-                <w:lang w:val="nl-NL"/>
-              </w:rPr>
-              <w:t xml:space="preserve"> platform</w:t>
+              <w:t>Toepasbaarheid voor een semipermanent platform</w:t>
             </w:r>
           </w:p>
         </w:tc>
@@ -4381,8 +4718,16 @@
               <w:rPr>
                 <w:lang w:val="nl-NL"/>
               </w:rPr>
-              <w:t>Modular Floats</w:t>
+              <w:t xml:space="preserve">Modular </w:t>
             </w:r>
+            <w:proofErr w:type="spellStart"/>
+            <w:r>
+              <w:rPr>
+                <w:lang w:val="nl-NL"/>
+              </w:rPr>
+              <w:t>Floats</w:t>
+            </w:r>
+            <w:proofErr w:type="spellEnd"/>
           </w:p>
         </w:tc>
         <w:tc>
@@ -4718,7 +5063,7 @@
               </w:tblGrid>
               <w:tr>
                 <w:trPr>
-                  <w:divId w:val="909075120"/>
+                  <w:divId w:val="2134790148"/>
                   <w:tblCellSpacing w:w="15" w:type="dxa"/>
                 </w:trPr>
                 <w:tc>
@@ -4755,22 +5100,20 @@
                       <w:pStyle w:val="Bibliografie"/>
                       <w:rPr>
                         <w:noProof/>
-                        <w:lang w:val="en-US"/>
                       </w:rPr>
                     </w:pPr>
                     <w:r>
                       <w:rPr>
                         <w:noProof/>
-                        <w:lang w:val="en-US"/>
                       </w:rPr>
-                      <w:t>„Waterjets for any ship size - Wärtsilä,” [Online]. Available: https://www.wartsila.com/marine/products/propulsors-and-gears/waterjets.</w:t>
+                      <w:t>J. Willemen, „Drijvende boerderijen balanceren,” 2025.</w:t>
                     </w:r>
                   </w:p>
                 </w:tc>
               </w:tr>
               <w:tr>
                 <w:trPr>
-                  <w:divId w:val="909075120"/>
+                  <w:divId w:val="2134790148"/>
                   <w:tblCellSpacing w:w="15" w:type="dxa"/>
                 </w:trPr>
                 <w:tc>
@@ -4803,20 +5146,22 @@
                       <w:pStyle w:val="Bibliografie"/>
                       <w:rPr>
                         <w:noProof/>
+                        <w:lang w:val="en-US"/>
                       </w:rPr>
                     </w:pPr>
                     <w:r>
                       <w:rPr>
                         <w:noProof/>
+                        <w:lang w:val="en-US"/>
                       </w:rPr>
-                      <w:t>„opblaasbare drijvers,” [Online]. Available: https://www.buitink-technology.com/nl/industrie/opblaasbare-drijvers .</w:t>
+                      <w:t>„Waterjets for any ship size - Wärtsilä,” [Online]. Available: https://www.wartsila.com/marine/products/propulsors-and-gears/waterjets.</w:t>
                     </w:r>
                   </w:p>
                 </w:tc>
               </w:tr>
               <w:tr>
                 <w:trPr>
-                  <w:divId w:val="909075120"/>
+                  <w:divId w:val="2134790148"/>
                   <w:tblCellSpacing w:w="15" w:type="dxa"/>
                 </w:trPr>
                 <w:tc>
@@ -4849,22 +5194,20 @@
                       <w:pStyle w:val="Bibliografie"/>
                       <w:rPr>
                         <w:noProof/>
-                        <w:lang w:val="en-US"/>
                       </w:rPr>
                     </w:pPr>
                     <w:r>
                       <w:rPr>
                         <w:noProof/>
-                        <w:lang w:val="en-US"/>
                       </w:rPr>
-                      <w:t>„pontoons,” [Online]. Available: https://www.tinypontoonboats.com/pontoons/.</w:t>
+                      <w:t>„opblaasbare drijvers,” [Online]. Available: https://www.buitink-technology.com/nl/industrie/opblaasbare-drijvers .</w:t>
                     </w:r>
                   </w:p>
                 </w:tc>
               </w:tr>
               <w:tr>
                 <w:trPr>
-                  <w:divId w:val="909075120"/>
+                  <w:divId w:val="2134790148"/>
                   <w:tblCellSpacing w:w="15" w:type="dxa"/>
                 </w:trPr>
                 <w:tc>
@@ -4905,6 +5248,54 @@
                         <w:noProof/>
                         <w:lang w:val="en-US"/>
                       </w:rPr>
+                      <w:t>„pontoons,” [Online]. Available: https://www.tinypontoonboats.com/pontoons/.</w:t>
+                    </w:r>
+                  </w:p>
+                </w:tc>
+              </w:tr>
+              <w:tr>
+                <w:trPr>
+                  <w:divId w:val="2134790148"/>
+                  <w:tblCellSpacing w:w="15" w:type="dxa"/>
+                </w:trPr>
+                <w:tc>
+                  <w:tcPr>
+                    <w:tcW w:w="50" w:type="pct"/>
+                    <w:hideMark/>
+                  </w:tcPr>
+                  <w:p>
+                    <w:pPr>
+                      <w:pStyle w:val="Bibliografie"/>
+                      <w:rPr>
+                        <w:noProof/>
+                      </w:rPr>
+                    </w:pPr>
+                    <w:r>
+                      <w:rPr>
+                        <w:noProof/>
+                      </w:rPr>
+                      <w:t xml:space="preserve">[5] </w:t>
+                    </w:r>
+                  </w:p>
+                </w:tc>
+                <w:tc>
+                  <w:tcPr>
+                    <w:tcW w:w="0" w:type="auto"/>
+                    <w:hideMark/>
+                  </w:tcPr>
+                  <w:p>
+                    <w:pPr>
+                      <w:pStyle w:val="Bibliografie"/>
+                      <w:rPr>
+                        <w:noProof/>
+                        <w:lang w:val="en-US"/>
+                      </w:rPr>
+                    </w:pPr>
+                    <w:r>
+                      <w:rPr>
+                        <w:noProof/>
+                        <w:lang w:val="en-US"/>
+                      </w:rPr>
                       <w:t>„floating docks,” [Online]. Available: https://herculesfc.nl/en/floating-docks/ .</w:t>
                     </w:r>
                   </w:p>
@@ -4913,7 +5304,7 @@
             </w:tbl>
             <w:p>
               <w:pPr>
-                <w:divId w:val="909075120"/>
+                <w:divId w:val="2134790148"/>
                 <w:rPr>
                   <w:rFonts w:eastAsia="Times New Roman"/>
                   <w:noProof/>
@@ -6777,6 +7168,7 @@
   <w:style w:type="character" w:default="1" w:styleId="Standaardalinea-lettertype">
     <w:name w:val="Default Paragraph Font"/>
     <w:uiPriority w:val="1"/>
+    <w:semiHidden/>
     <w:unhideWhenUsed/>
   </w:style>
   <w:style w:type="table" w:default="1" w:styleId="Standaardtabel">
@@ -7759,6 +8151,45 @@
     <w:rsid w:val="00781698"/>
     <w:rPr>
       <w:lang w:val="nl-NL"/>
+    </w:rPr>
+  </w:style>
+  <w:style w:type="paragraph" w:styleId="Voetnoottekst">
+    <w:name w:val="footnote text"/>
+    <w:basedOn w:val="Standaard"/>
+    <w:link w:val="VoetnoottekstChar"/>
+    <w:uiPriority w:val="99"/>
+    <w:semiHidden/>
+    <w:unhideWhenUsed/>
+    <w:rsid w:val="005960F1"/>
+    <w:pPr>
+      <w:spacing w:after="0" w:line="240" w:lineRule="auto"/>
+    </w:pPr>
+    <w:rPr>
+      <w:sz w:val="20"/>
+      <w:szCs w:val="20"/>
+    </w:rPr>
+  </w:style>
+  <w:style w:type="character" w:customStyle="1" w:styleId="VoetnoottekstChar">
+    <w:name w:val="Voetnoottekst Char"/>
+    <w:basedOn w:val="Standaardalinea-lettertype"/>
+    <w:link w:val="Voetnoottekst"/>
+    <w:uiPriority w:val="99"/>
+    <w:semiHidden/>
+    <w:rsid w:val="005960F1"/>
+    <w:rPr>
+      <w:sz w:val="20"/>
+      <w:szCs w:val="20"/>
+    </w:rPr>
+  </w:style>
+  <w:style w:type="character" w:styleId="Voetnootmarkering">
+    <w:name w:val="footnote reference"/>
+    <w:basedOn w:val="Standaardalinea-lettertype"/>
+    <w:uiPriority w:val="99"/>
+    <w:semiHidden/>
+    <w:unhideWhenUsed/>
+    <w:rsid w:val="005960F1"/>
+    <w:rPr>
+      <w:vertAlign w:val="superscript"/>
     </w:rPr>
   </w:style>
 </w:styles>
@@ -8265,20 +8696,20 @@
 </file>
 
 <file path=customXml/item3.xml><?xml version="1.0" encoding="utf-8"?>
+<p:properties xmlns:p="http://schemas.microsoft.com/office/2006/metadata/properties" xmlns:xsi="http://www.w3.org/2001/XMLSchema-instance" xmlns:pc="http://schemas.microsoft.com/office/infopath/2007/PartnerControls">
+  <documentManagement>
+    <_activity xmlns="8d5dcd13-9b93-4860-8686-258dec0e23be" xsi:nil="true"/>
+  </documentManagement>
+</p:properties>
+</file>
+
+<file path=customXml/item4.xml><?xml version="1.0" encoding="utf-8"?>
 <?mso-contentType ?>
 <FormTemplates xmlns="http://schemas.microsoft.com/sharepoint/v3/contenttype/forms">
   <Display>DocumentLibraryForm</Display>
   <Edit>DocumentLibraryForm</Edit>
   <New>DocumentLibraryForm</New>
 </FormTemplates>
-</file>
-
-<file path=customXml/item4.xml><?xml version="1.0" encoding="utf-8"?>
-<p:properties xmlns:p="http://schemas.microsoft.com/office/2006/metadata/properties" xmlns:xsi="http://www.w3.org/2001/XMLSchema-instance" xmlns:pc="http://schemas.microsoft.com/office/infopath/2007/PartnerControls">
-  <documentManagement>
-    <_activity xmlns="8d5dcd13-9b93-4860-8686-258dec0e23be" xsi:nil="true"/>
-  </documentManagement>
-</p:properties>
 </file>
 
 <file path=customXml/item5.xml><?xml version="1.0" encoding="utf-8"?>
@@ -8290,7 +8721,7 @@
     <b:Title>Waterjets for any ship size - Wärtsilä</b:Title>
     <b:InternetSiteTitle>Wartsila.com</b:InternetSiteTitle>
     <b:URL>https://www.wartsila.com/marine/products/propulsors-and-gears/waterjets</b:URL>
-    <b:RefOrder>1</b:RefOrder>
+    <b:RefOrder>2</b:RefOrder>
   </b:Source>
   <b:Source>
     <b:Tag>opb</b:Tag>
@@ -8299,7 +8730,7 @@
     <b:Title>opblaasbare drijvers </b:Title>
     <b:InternetSiteTitle>Buitink Technology</b:InternetSiteTitle>
     <b:URL>https://www.buitink-technology.com/nl/industrie/opblaasbare-drijvers </b:URL>
-    <b:RefOrder>2</b:RefOrder>
+    <b:RefOrder>3</b:RefOrder>
   </b:Source>
   <b:Source>
     <b:Tag>pon</b:Tag>
@@ -8308,7 +8739,7 @@
     <b:Title>pontoons</b:Title>
     <b:InternetSiteTitle>tinypontoonboats</b:InternetSiteTitle>
     <b:URL>https://www.tinypontoonboats.com/pontoons/</b:URL>
-    <b:RefOrder>3</b:RefOrder>
+    <b:RefOrder>4</b:RefOrder>
   </b:Source>
   <b:Source>
     <b:Tag>flo</b:Tag>
@@ -8317,7 +8748,25 @@
     <b:Title>floating docks</b:Title>
     <b:InternetSiteTitle>herculesfc</b:InternetSiteTitle>
     <b:URL>https://herculesfc.nl/en/floating-docks/ </b:URL>
-    <b:RefOrder>4</b:RefOrder>
+    <b:RefOrder>5</b:RefOrder>
+  </b:Source>
+  <b:Source>
+    <b:Tag>Wil25</b:Tag>
+    <b:SourceType>Report</b:SourceType>
+    <b:Guid>{5627F2C1-A9DD-41F8-829A-B0ECFA489EFD}</b:Guid>
+    <b:Author>
+      <b:Author>
+        <b:NameList>
+          <b:Person>
+            <b:Last>Willemen</b:Last>
+            <b:First>Jelle</b:First>
+          </b:Person>
+        </b:NameList>
+      </b:Author>
+    </b:Author>
+    <b:Title>Drijvende boerderijen balanceren</b:Title>
+    <b:Year>2025</b:Year>
+    <b:RefOrder>1</b:RefOrder>
   </b:Source>
 </b:Sources>
 </file>
@@ -8349,14 +8798,6 @@
 </file>
 
 <file path=customXml/itemProps3.xml><?xml version="1.0" encoding="utf-8"?>
-<ds:datastoreItem xmlns:ds="http://schemas.openxmlformats.org/officeDocument/2006/customXml" ds:itemID="{70A85C5D-3D95-48EF-BA3B-DB4B30942479}">
-  <ds:schemaRefs>
-    <ds:schemaRef ds:uri="http://schemas.microsoft.com/sharepoint/v3/contenttype/forms"/>
-  </ds:schemaRefs>
-</ds:datastoreItem>
-</file>
-
-<file path=customXml/itemProps4.xml><?xml version="1.0" encoding="utf-8"?>
 <ds:datastoreItem xmlns:ds="http://schemas.openxmlformats.org/officeDocument/2006/customXml" ds:itemID="{86D09D52-1029-4077-BDC7-28D8BEFE2835}">
   <ds:schemaRefs>
     <ds:schemaRef ds:uri="http://schemas.microsoft.com/office/2006/metadata/properties"/>
@@ -8366,8 +8807,16 @@
 </ds:datastoreItem>
 </file>
 
+<file path=customXml/itemProps4.xml><?xml version="1.0" encoding="utf-8"?>
+<ds:datastoreItem xmlns:ds="http://schemas.openxmlformats.org/officeDocument/2006/customXml" ds:itemID="{70A85C5D-3D95-48EF-BA3B-DB4B30942479}">
+  <ds:schemaRefs>
+    <ds:schemaRef ds:uri="http://schemas.microsoft.com/sharepoint/v3/contenttype/forms"/>
+  </ds:schemaRefs>
+</ds:datastoreItem>
+</file>
+
 <file path=customXml/itemProps5.xml><?xml version="1.0" encoding="utf-8"?>
-<ds:datastoreItem xmlns:ds="http://schemas.openxmlformats.org/officeDocument/2006/customXml" ds:itemID="{B1F71D2C-49B9-4B05-AABA-64EE1EBF9AE9}">
+<ds:datastoreItem xmlns:ds="http://schemas.openxmlformats.org/officeDocument/2006/customXml" ds:itemID="{BB40A58D-2746-44B9-AB8F-52CE21D26EE9}">
   <ds:schemaRefs>
     <ds:schemaRef ds:uri="http://schemas.openxmlformats.org/officeDocument/2006/bibliography"/>
   </ds:schemaRefs>

--- a/Opleverset/Documentatie/Onderzoeken/onderzoek alternatieve drijfmethodes.docx
+++ b/Opleverset/Documentatie/Onderzoeken/onderzoek alternatieve drijfmethodes.docx
@@ -35,7 +35,7 @@
         </w:p>
         <w:p>
           <w:pPr>
-            <w:pStyle w:val="Titel"/>
+            <w:pStyle w:val="Title"/>
           </w:pPr>
           <w:r>
             <w:rPr>
@@ -575,7 +575,7 @@
                             <w:txbxContent>
                               <w:p>
                                 <w:pPr>
-                                  <w:pStyle w:val="Geenafstand"/>
+                                  <w:pStyle w:val="NoSpacing"/>
                                   <w:rPr>
                                     <w:color w:val="7F7F7F" w:themeColor="text1" w:themeTint="80"/>
                                     <w:sz w:val="18"/>
@@ -692,7 +692,7 @@
                       <w:txbxContent>
                         <w:p>
                           <w:pPr>
-                            <w:pStyle w:val="Geenafstand"/>
+                            <w:pStyle w:val="NoSpacing"/>
                             <w:rPr>
                               <w:color w:val="7F7F7F" w:themeColor="text1" w:themeTint="80"/>
                               <w:sz w:val="18"/>
@@ -866,7 +866,7 @@
                                 <w:sdtContent>
                                   <w:p>
                                     <w:pPr>
-                                      <w:pStyle w:val="Geenafstand"/>
+                                      <w:pStyle w:val="NoSpacing"/>
                                       <w:spacing w:before="40" w:after="40"/>
                                       <w:rPr>
                                         <w:caps/>
@@ -889,7 +889,7 @@
                               </w:sdt>
                               <w:p>
                                 <w:pPr>
-                                  <w:pStyle w:val="Geenafstand"/>
+                                  <w:pStyle w:val="NoSpacing"/>
                                   <w:spacing w:before="40" w:after="40"/>
                                   <w:rPr>
                                     <w:caps/>
@@ -1090,7 +1090,7 @@
                                 <w:sdtContent>
                                   <w:p>
                                     <w:pPr>
-                                      <w:pStyle w:val="Geenafstand"/>
+                                      <w:pStyle w:val="NoSpacing"/>
                                       <w:jc w:val="right"/>
                                       <w:rPr>
                                         <w:color w:val="FFFFFF" w:themeColor="background1"/>
@@ -1245,7 +1245,7 @@
           <w:sdtContent>
             <w:p>
               <w:pPr>
-                <w:pStyle w:val="Kopvaninhoudsopgave"/>
+                <w:pStyle w:val="TOCHeading"/>
                 <w:rPr>
                   <w:lang w:val="nl-NL"/>
                 </w:rPr>
@@ -1259,7 +1259,7 @@
             </w:p>
             <w:p>
               <w:pPr>
-                <w:pStyle w:val="Inhopg1"/>
+                <w:pStyle w:val="TOC1"/>
                 <w:tabs>
                   <w:tab w:val="right" w:leader="dot" w:pos="9062"/>
                 </w:tabs>
@@ -1350,7 +1350,7 @@
             </w:p>
             <w:p>
               <w:pPr>
-                <w:pStyle w:val="Inhopg1"/>
+                <w:pStyle w:val="TOC1"/>
                 <w:tabs>
                   <w:tab w:val="right" w:leader="dot" w:pos="9062"/>
                 </w:tabs>
@@ -1423,7 +1423,7 @@
             </w:p>
             <w:p>
               <w:pPr>
-                <w:pStyle w:val="Inhopg1"/>
+                <w:pStyle w:val="TOC1"/>
                 <w:tabs>
                   <w:tab w:val="right" w:leader="dot" w:pos="9062"/>
                 </w:tabs>
@@ -1496,7 +1496,7 @@
             </w:p>
             <w:p>
               <w:pPr>
-                <w:pStyle w:val="Inhopg1"/>
+                <w:pStyle w:val="TOC1"/>
                 <w:tabs>
                   <w:tab w:val="right" w:leader="dot" w:pos="9062"/>
                 </w:tabs>
@@ -1569,7 +1569,7 @@
             </w:p>
             <w:p>
               <w:pPr>
-                <w:pStyle w:val="Inhopg2"/>
+                <w:pStyle w:val="TOC2"/>
                 <w:tabs>
                   <w:tab w:val="right" w:leader="dot" w:pos="9062"/>
                 </w:tabs>
@@ -1642,7 +1642,7 @@
             </w:p>
             <w:p>
               <w:pPr>
-                <w:pStyle w:val="Inhopg3"/>
+                <w:pStyle w:val="TOC3"/>
                 <w:tabs>
                   <w:tab w:val="right" w:leader="dot" w:pos="9062"/>
                 </w:tabs>
@@ -1715,7 +1715,7 @@
             </w:p>
             <w:p>
               <w:pPr>
-                <w:pStyle w:val="Inhopg3"/>
+                <w:pStyle w:val="TOC3"/>
                 <w:tabs>
                   <w:tab w:val="right" w:leader="dot" w:pos="9062"/>
                 </w:tabs>
@@ -1788,7 +1788,7 @@
             </w:p>
             <w:p>
               <w:pPr>
-                <w:pStyle w:val="Inhopg2"/>
+                <w:pStyle w:val="TOC2"/>
                 <w:tabs>
                   <w:tab w:val="right" w:leader="dot" w:pos="9062"/>
                 </w:tabs>
@@ -1861,7 +1861,7 @@
             </w:p>
             <w:p>
               <w:pPr>
-                <w:pStyle w:val="Inhopg3"/>
+                <w:pStyle w:val="TOC3"/>
                 <w:tabs>
                   <w:tab w:val="right" w:leader="dot" w:pos="9062"/>
                 </w:tabs>
@@ -1934,7 +1934,7 @@
             </w:p>
             <w:p>
               <w:pPr>
-                <w:pStyle w:val="Inhopg3"/>
+                <w:pStyle w:val="TOC3"/>
                 <w:tabs>
                   <w:tab w:val="right" w:leader="dot" w:pos="9062"/>
                 </w:tabs>
@@ -2007,7 +2007,7 @@
             </w:p>
             <w:p>
               <w:pPr>
-                <w:pStyle w:val="Inhopg2"/>
+                <w:pStyle w:val="TOC2"/>
                 <w:tabs>
                   <w:tab w:val="right" w:leader="dot" w:pos="9062"/>
                 </w:tabs>
@@ -2080,7 +2080,7 @@
             </w:p>
             <w:p>
               <w:pPr>
-                <w:pStyle w:val="Inhopg3"/>
+                <w:pStyle w:val="TOC3"/>
                 <w:tabs>
                   <w:tab w:val="right" w:leader="dot" w:pos="9062"/>
                 </w:tabs>
@@ -2153,7 +2153,7 @@
             </w:p>
             <w:p>
               <w:pPr>
-                <w:pStyle w:val="Inhopg3"/>
+                <w:pStyle w:val="TOC3"/>
                 <w:tabs>
                   <w:tab w:val="right" w:leader="dot" w:pos="9062"/>
                 </w:tabs>
@@ -2226,7 +2226,7 @@
             </w:p>
             <w:p>
               <w:pPr>
-                <w:pStyle w:val="Inhopg2"/>
+                <w:pStyle w:val="TOC2"/>
                 <w:tabs>
                   <w:tab w:val="right" w:leader="dot" w:pos="9062"/>
                 </w:tabs>
@@ -2299,7 +2299,7 @@
             </w:p>
             <w:p>
               <w:pPr>
-                <w:pStyle w:val="Inhopg3"/>
+                <w:pStyle w:val="TOC3"/>
                 <w:tabs>
                   <w:tab w:val="right" w:leader="dot" w:pos="9062"/>
                 </w:tabs>
@@ -2372,7 +2372,7 @@
             </w:p>
             <w:p>
               <w:pPr>
-                <w:pStyle w:val="Inhopg3"/>
+                <w:pStyle w:val="TOC3"/>
                 <w:tabs>
                   <w:tab w:val="right" w:leader="dot" w:pos="9062"/>
                 </w:tabs>
@@ -2445,7 +2445,7 @@
             </w:p>
             <w:p>
               <w:pPr>
-                <w:pStyle w:val="Inhopg1"/>
+                <w:pStyle w:val="TOC1"/>
                 <w:tabs>
                   <w:tab w:val="right" w:leader="dot" w:pos="9062"/>
                 </w:tabs>
@@ -2518,7 +2518,7 @@
             </w:p>
             <w:p>
               <w:pPr>
-                <w:pStyle w:val="Inhopg1"/>
+                <w:pStyle w:val="TOC1"/>
                 <w:tabs>
                   <w:tab w:val="right" w:leader="dot" w:pos="9062"/>
                 </w:tabs>
@@ -2591,7 +2591,7 @@
             </w:p>
             <w:p>
               <w:pPr>
-                <w:pStyle w:val="Inhopg1"/>
+                <w:pStyle w:val="TOC1"/>
                 <w:tabs>
                   <w:tab w:val="right" w:leader="dot" w:pos="9062"/>
                 </w:tabs>
@@ -2699,7 +2699,7 @@
     </w:sdt>
     <w:p>
       <w:pPr>
-        <w:pStyle w:val="Kop1"/>
+        <w:pStyle w:val="Heading1"/>
         <w:rPr>
           <w:lang w:val="nl-NL"/>
         </w:rPr>
@@ -2776,7 +2776,7 @@
       <w:bookmarkStart w:id="1" w:name="_Toc213674958"/>
       <w:r>
         <w:rPr>
-          <w:rStyle w:val="Kop1Char"/>
+          <w:rStyle w:val="Heading1Char"/>
           <w:lang w:val="nl-NL"/>
         </w:rPr>
         <w:t>Inleiding</w:t>
@@ -2927,7 +2927,7 @@
     </w:p>
     <w:p>
       <w:pPr>
-        <w:pStyle w:val="Kop1"/>
+        <w:pStyle w:val="Heading1"/>
         <w:rPr>
           <w:lang w:val="nl-NL"/>
         </w:rPr>
@@ -2956,7 +2956,7 @@
     </w:p>
     <w:p>
       <w:pPr>
-        <w:pStyle w:val="Lijstalinea"/>
+        <w:pStyle w:val="ListParagraph"/>
         <w:numPr>
           <w:ilvl w:val="0"/>
           <w:numId w:val="8"/>
@@ -3010,7 +3010,7 @@
     </w:p>
     <w:p>
       <w:pPr>
-        <w:pStyle w:val="Lijstalinea"/>
+        <w:pStyle w:val="ListParagraph"/>
         <w:numPr>
           <w:ilvl w:val="0"/>
           <w:numId w:val="8"/>
@@ -3063,10 +3063,28 @@
         </w:rPr>
         <w:t>arm</w:t>
       </w:r>
+      <w:r>
+        <w:rPr>
+          <w:lang w:val="nl-NL"/>
+        </w:rPr>
+        <w:t xml:space="preserve"> – budget van </w:t>
+      </w:r>
+      <w:r>
+        <w:rPr>
+          <w:lang w:val="nl-NL"/>
+        </w:rPr>
+        <w:t>€</w:t>
+      </w:r>
+      <w:r>
+        <w:rPr>
+          <w:lang w:val="nl-NL"/>
+        </w:rPr>
+        <w:t>100,-</w:t>
+      </w:r>
     </w:p>
     <w:p>
       <w:pPr>
-        <w:pStyle w:val="Lijstalinea"/>
+        <w:pStyle w:val="ListParagraph"/>
         <w:numPr>
           <w:ilvl w:val="0"/>
           <w:numId w:val="8"/>
@@ -3108,7 +3126,7 @@
     </w:p>
     <w:p>
       <w:pPr>
-        <w:pStyle w:val="Lijstalinea"/>
+        <w:pStyle w:val="ListParagraph"/>
         <w:numPr>
           <w:ilvl w:val="0"/>
           <w:numId w:val="8"/>
@@ -3132,7 +3150,7 @@
     </w:p>
     <w:p>
       <w:pPr>
-        <w:pStyle w:val="Lijstalinea"/>
+        <w:pStyle w:val="ListParagraph"/>
         <w:numPr>
           <w:ilvl w:val="0"/>
           <w:numId w:val="8"/>
@@ -3201,7 +3219,7 @@
     </w:p>
     <w:p>
       <w:pPr>
-        <w:pStyle w:val="Kop1"/>
+        <w:pStyle w:val="Heading1"/>
         <w:rPr>
           <w:lang w:val="nl-NL"/>
         </w:rPr>
@@ -3217,7 +3235,7 @@
     </w:p>
     <w:p>
       <w:pPr>
-        <w:pStyle w:val="Kop2"/>
+        <w:pStyle w:val="Heading2"/>
         <w:rPr>
           <w:lang w:val="nl-NL"/>
         </w:rPr>
@@ -3383,16 +3401,16 @@
     </w:p>
     <w:p>
       <w:pPr>
-        <w:pStyle w:val="Kop3"/>
-        <w:rPr>
-          <w:rStyle w:val="Kop2Char"/>
+        <w:pStyle w:val="Heading3"/>
+        <w:rPr>
+          <w:rStyle w:val="Heading2Char"/>
           <w:lang w:val="nl-NL"/>
         </w:rPr>
       </w:pPr>
       <w:bookmarkStart w:id="5" w:name="_Toc213674962"/>
       <w:r>
         <w:rPr>
-          <w:rStyle w:val="Kop3Char"/>
+          <w:rStyle w:val="Heading3Char"/>
           <w:lang w:val="nl-NL"/>
         </w:rPr>
         <w:t>Voordelen:</w:t>
@@ -3401,7 +3419,7 @@
     </w:p>
     <w:p>
       <w:pPr>
-        <w:pStyle w:val="Lijstalinea"/>
+        <w:pStyle w:val="ListParagraph"/>
         <w:numPr>
           <w:ilvl w:val="0"/>
           <w:numId w:val="7"/>
@@ -3419,7 +3437,7 @@
     </w:p>
     <w:p>
       <w:pPr>
-        <w:pStyle w:val="Lijstalinea"/>
+        <w:pStyle w:val="ListParagraph"/>
         <w:numPr>
           <w:ilvl w:val="0"/>
           <w:numId w:val="7"/>
@@ -3437,7 +3455,7 @@
     </w:p>
     <w:p>
       <w:pPr>
-        <w:pStyle w:val="Lijstalinea"/>
+        <w:pStyle w:val="ListParagraph"/>
         <w:numPr>
           <w:ilvl w:val="0"/>
           <w:numId w:val="7"/>
@@ -3455,7 +3473,7 @@
     </w:p>
     <w:p>
       <w:pPr>
-        <w:pStyle w:val="Kop3"/>
+        <w:pStyle w:val="Heading3"/>
         <w:rPr>
           <w:lang w:val="nl-NL"/>
         </w:rPr>
@@ -3463,7 +3481,7 @@
       <w:bookmarkStart w:id="6" w:name="_Toc213674963"/>
       <w:r>
         <w:rPr>
-          <w:rStyle w:val="Kop3Char"/>
+          <w:rStyle w:val="Heading3Char"/>
           <w:lang w:val="nl-NL"/>
         </w:rPr>
         <w:t>Nadelen:</w:t>
@@ -3472,7 +3490,7 @@
     </w:p>
     <w:p>
       <w:pPr>
-        <w:pStyle w:val="Lijstalinea"/>
+        <w:pStyle w:val="ListParagraph"/>
         <w:numPr>
           <w:ilvl w:val="0"/>
           <w:numId w:val="7"/>
@@ -3490,7 +3508,7 @@
     </w:p>
     <w:p>
       <w:pPr>
-        <w:pStyle w:val="Lijstalinea"/>
+        <w:pStyle w:val="ListParagraph"/>
         <w:numPr>
           <w:ilvl w:val="0"/>
           <w:numId w:val="7"/>
@@ -3508,7 +3526,7 @@
     </w:p>
     <w:p>
       <w:pPr>
-        <w:pStyle w:val="Lijstalinea"/>
+        <w:pStyle w:val="ListParagraph"/>
         <w:numPr>
           <w:ilvl w:val="0"/>
           <w:numId w:val="7"/>
@@ -3526,7 +3544,7 @@
     </w:p>
     <w:p>
       <w:pPr>
-        <w:pStyle w:val="Kop2"/>
+        <w:pStyle w:val="Heading2"/>
         <w:rPr>
           <w:lang w:val="nl-NL"/>
         </w:rPr>
@@ -3598,16 +3616,16 @@
     </w:p>
     <w:p>
       <w:pPr>
-        <w:pStyle w:val="Kop3"/>
-        <w:rPr>
-          <w:rStyle w:val="Kop2Char"/>
+        <w:pStyle w:val="Heading3"/>
+        <w:rPr>
+          <w:rStyle w:val="Heading2Char"/>
           <w:lang w:val="nl-NL"/>
         </w:rPr>
       </w:pPr>
       <w:bookmarkStart w:id="8" w:name="_Toc213674965"/>
       <w:r>
         <w:rPr>
-          <w:rStyle w:val="Kop2Char"/>
+          <w:rStyle w:val="Heading2Char"/>
           <w:lang w:val="nl-NL"/>
         </w:rPr>
         <w:t>Voordelen:</w:t>
@@ -3616,7 +3634,7 @@
     </w:p>
     <w:p>
       <w:pPr>
-        <w:pStyle w:val="Lijstalinea"/>
+        <w:pStyle w:val="ListParagraph"/>
         <w:numPr>
           <w:ilvl w:val="0"/>
           <w:numId w:val="7"/>
@@ -3634,7 +3652,7 @@
     </w:p>
     <w:p>
       <w:pPr>
-        <w:pStyle w:val="Lijstalinea"/>
+        <w:pStyle w:val="ListParagraph"/>
         <w:numPr>
           <w:ilvl w:val="0"/>
           <w:numId w:val="7"/>
@@ -3652,7 +3670,7 @@
     </w:p>
     <w:p>
       <w:pPr>
-        <w:pStyle w:val="Lijstalinea"/>
+        <w:pStyle w:val="ListParagraph"/>
         <w:numPr>
           <w:ilvl w:val="0"/>
           <w:numId w:val="7"/>
@@ -3670,7 +3688,7 @@
     </w:p>
     <w:p>
       <w:pPr>
-        <w:pStyle w:val="Kop3"/>
+        <w:pStyle w:val="Heading3"/>
         <w:rPr>
           <w:lang w:val="nl-NL"/>
         </w:rPr>
@@ -3686,7 +3704,7 @@
     </w:p>
     <w:p>
       <w:pPr>
-        <w:pStyle w:val="Lijstalinea"/>
+        <w:pStyle w:val="ListParagraph"/>
         <w:numPr>
           <w:ilvl w:val="0"/>
           <w:numId w:val="7"/>
@@ -3704,7 +3722,7 @@
     </w:p>
     <w:p>
       <w:pPr>
-        <w:pStyle w:val="Kop2"/>
+        <w:pStyle w:val="Heading2"/>
         <w:rPr>
           <w:lang w:val="nl-NL"/>
         </w:rPr>
@@ -3783,7 +3801,7 @@
     </w:p>
     <w:p>
       <w:pPr>
-        <w:pStyle w:val="Kop3"/>
+        <w:pStyle w:val="Heading3"/>
         <w:rPr>
           <w:lang w:val="nl-NL"/>
         </w:rPr>
@@ -3799,7 +3817,7 @@
     </w:p>
     <w:p>
       <w:pPr>
-        <w:pStyle w:val="Lijstalinea"/>
+        <w:pStyle w:val="ListParagraph"/>
         <w:numPr>
           <w:ilvl w:val="0"/>
           <w:numId w:val="7"/>
@@ -3817,7 +3835,7 @@
     </w:p>
     <w:p>
       <w:pPr>
-        <w:pStyle w:val="Lijstalinea"/>
+        <w:pStyle w:val="ListParagraph"/>
         <w:numPr>
           <w:ilvl w:val="0"/>
           <w:numId w:val="7"/>
@@ -3835,7 +3853,7 @@
     </w:p>
     <w:p>
       <w:pPr>
-        <w:pStyle w:val="Lijstalinea"/>
+        <w:pStyle w:val="ListParagraph"/>
         <w:numPr>
           <w:ilvl w:val="0"/>
           <w:numId w:val="7"/>
@@ -3853,7 +3871,7 @@
     </w:p>
     <w:p>
       <w:pPr>
-        <w:pStyle w:val="Kop3"/>
+        <w:pStyle w:val="Heading3"/>
         <w:rPr>
           <w:lang w:val="nl-NL"/>
         </w:rPr>
@@ -3869,7 +3887,7 @@
     </w:p>
     <w:p>
       <w:pPr>
-        <w:pStyle w:val="Lijstalinea"/>
+        <w:pStyle w:val="ListParagraph"/>
         <w:numPr>
           <w:ilvl w:val="0"/>
           <w:numId w:val="7"/>
@@ -3887,7 +3905,7 @@
     </w:p>
     <w:p>
       <w:pPr>
-        <w:pStyle w:val="Kop2"/>
+        <w:pStyle w:val="Heading2"/>
         <w:rPr>
           <w:lang w:val="nl-NL"/>
         </w:rPr>
@@ -3958,7 +3976,7 @@
     </w:p>
     <w:p>
       <w:pPr>
-        <w:pStyle w:val="Kop3"/>
+        <w:pStyle w:val="Heading3"/>
         <w:rPr>
           <w:lang w:val="nl-NL"/>
         </w:rPr>
@@ -3974,7 +3992,7 @@
     </w:p>
     <w:p>
       <w:pPr>
-        <w:pStyle w:val="Lijstalinea"/>
+        <w:pStyle w:val="ListParagraph"/>
         <w:numPr>
           <w:ilvl w:val="0"/>
           <w:numId w:val="7"/>
@@ -3992,7 +4010,7 @@
     </w:p>
     <w:p>
       <w:pPr>
-        <w:pStyle w:val="Lijstalinea"/>
+        <w:pStyle w:val="ListParagraph"/>
         <w:numPr>
           <w:ilvl w:val="0"/>
           <w:numId w:val="7"/>
@@ -4010,7 +4028,7 @@
     </w:p>
     <w:p>
       <w:pPr>
-        <w:pStyle w:val="Lijstalinea"/>
+        <w:pStyle w:val="ListParagraph"/>
         <w:numPr>
           <w:ilvl w:val="0"/>
           <w:numId w:val="7"/>
@@ -4028,7 +4046,7 @@
     </w:p>
     <w:p>
       <w:pPr>
-        <w:pStyle w:val="Kop3"/>
+        <w:pStyle w:val="Heading3"/>
         <w:rPr>
           <w:lang w:val="nl-NL"/>
         </w:rPr>
@@ -4044,7 +4062,7 @@
     </w:p>
     <w:p>
       <w:pPr>
-        <w:pStyle w:val="Lijstalinea"/>
+        <w:pStyle w:val="ListParagraph"/>
         <w:numPr>
           <w:ilvl w:val="0"/>
           <w:numId w:val="7"/>
@@ -4062,7 +4080,7 @@
     </w:p>
     <w:p>
       <w:pPr>
-        <w:pStyle w:val="Lijstalinea"/>
+        <w:pStyle w:val="ListParagraph"/>
         <w:numPr>
           <w:ilvl w:val="0"/>
           <w:numId w:val="7"/>
@@ -4080,7 +4098,7 @@
     </w:p>
     <w:p>
       <w:pPr>
-        <w:pStyle w:val="Lijstalinea"/>
+        <w:pStyle w:val="ListParagraph"/>
         <w:numPr>
           <w:ilvl w:val="0"/>
           <w:numId w:val="7"/>
@@ -4116,7 +4134,7 @@
     </w:p>
     <w:p>
       <w:pPr>
-        <w:pStyle w:val="Kop1"/>
+        <w:pStyle w:val="Heading1"/>
         <w:rPr>
           <w:lang w:val="nl-NL"/>
         </w:rPr>
@@ -4145,7 +4163,7 @@
     </w:p>
     <w:tbl>
       <w:tblPr>
-        <w:tblStyle w:val="Tabelraster"/>
+        <w:tblStyle w:val="TableGrid"/>
         <w:tblW w:w="9501" w:type="dxa"/>
         <w:tblLook w:val="04A0" w:firstRow="1" w:lastRow="0" w:firstColumn="1" w:lastColumn="0" w:noHBand="0" w:noVBand="1"/>
       </w:tblPr>
@@ -5010,7 +5028,7 @@
       <w:sdtContent>
         <w:p>
           <w:pPr>
-            <w:pStyle w:val="Kop1"/>
+            <w:pStyle w:val="Heading1"/>
             <w:rPr>
               <w:lang w:val="nl-NL"/>
             </w:rPr>
@@ -5073,7 +5091,7 @@
                   </w:tcPr>
                   <w:p>
                     <w:pPr>
-                      <w:pStyle w:val="Bibliografie"/>
+                      <w:pStyle w:val="Bibliography"/>
                       <w:rPr>
                         <w:noProof/>
                         <w:kern w:val="0"/>
@@ -5097,7 +5115,7 @@
                   </w:tcPr>
                   <w:p>
                     <w:pPr>
-                      <w:pStyle w:val="Bibliografie"/>
+                      <w:pStyle w:val="Bibliography"/>
                       <w:rPr>
                         <w:noProof/>
                       </w:rPr>
@@ -5123,7 +5141,7 @@
                   </w:tcPr>
                   <w:p>
                     <w:pPr>
-                      <w:pStyle w:val="Bibliografie"/>
+                      <w:pStyle w:val="Bibliography"/>
                       <w:rPr>
                         <w:noProof/>
                       </w:rPr>
@@ -5143,7 +5161,7 @@
                   </w:tcPr>
                   <w:p>
                     <w:pPr>
-                      <w:pStyle w:val="Bibliografie"/>
+                      <w:pStyle w:val="Bibliography"/>
                       <w:rPr>
                         <w:noProof/>
                         <w:lang w:val="en-US"/>
@@ -5171,7 +5189,7 @@
                   </w:tcPr>
                   <w:p>
                     <w:pPr>
-                      <w:pStyle w:val="Bibliografie"/>
+                      <w:pStyle w:val="Bibliography"/>
                       <w:rPr>
                         <w:noProof/>
                       </w:rPr>
@@ -5191,7 +5209,7 @@
                   </w:tcPr>
                   <w:p>
                     <w:pPr>
-                      <w:pStyle w:val="Bibliografie"/>
+                      <w:pStyle w:val="Bibliography"/>
                       <w:rPr>
                         <w:noProof/>
                       </w:rPr>
@@ -5217,7 +5235,7 @@
                   </w:tcPr>
                   <w:p>
                     <w:pPr>
-                      <w:pStyle w:val="Bibliografie"/>
+                      <w:pStyle w:val="Bibliography"/>
                       <w:rPr>
                         <w:noProof/>
                       </w:rPr>
@@ -5237,7 +5255,7 @@
                   </w:tcPr>
                   <w:p>
                     <w:pPr>
-                      <w:pStyle w:val="Bibliografie"/>
+                      <w:pStyle w:val="Bibliography"/>
                       <w:rPr>
                         <w:noProof/>
                         <w:lang w:val="en-US"/>
@@ -5265,7 +5283,7 @@
                   </w:tcPr>
                   <w:p>
                     <w:pPr>
-                      <w:pStyle w:val="Bibliografie"/>
+                      <w:pStyle w:val="Bibliography"/>
                       <w:rPr>
                         <w:noProof/>
                       </w:rPr>
@@ -5285,7 +5303,7 @@
                   </w:tcPr>
                   <w:p>
                     <w:pPr>
-                      <w:pStyle w:val="Bibliografie"/>
+                      <w:pStyle w:val="Bibliography"/>
                       <w:rPr>
                         <w:noProof/>
                         <w:lang w:val="en-US"/>
@@ -5332,7 +5350,7 @@
     </w:sdt>
     <w:p>
       <w:pPr>
-        <w:pStyle w:val="Kop1"/>
+        <w:pStyle w:val="Heading1"/>
       </w:pPr>
       <w:bookmarkStart w:id="18" w:name="_Toc213669770"/>
       <w:bookmarkStart w:id="19" w:name="_Toc213674975"/>
@@ -5344,7 +5362,7 @@
     </w:p>
     <w:tbl>
       <w:tblPr>
-        <w:tblStyle w:val="Rastertabel2-Accent5"/>
+        <w:tblStyle w:val="GridTable2-Accent5"/>
         <w:tblW w:w="0" w:type="auto"/>
         <w:tblLook w:val="04A0" w:firstRow="1" w:lastRow="0" w:firstColumn="1" w:lastColumn="0" w:noHBand="0" w:noVBand="1"/>
       </w:tblPr>
@@ -5669,7 +5687,7 @@
     <w:sdtContent>
       <w:p>
         <w:pPr>
-          <w:pStyle w:val="Voettekst"/>
+          <w:pStyle w:val="Footer"/>
           <w:jc w:val="right"/>
         </w:pPr>
         <w:r>
@@ -5695,7 +5713,7 @@
   </w:sdt>
   <w:p>
     <w:pPr>
-      <w:pStyle w:val="Voettekst"/>
+      <w:pStyle w:val="Footer"/>
     </w:pPr>
   </w:p>
 </w:ftr>
@@ -7095,16 +7113,16 @@
     <w:lsdException w:name="Unresolved Mention" w:semiHidden="1" w:unhideWhenUsed="1"/>
     <w:lsdException w:name="Smart Link" w:semiHidden="1" w:unhideWhenUsed="1"/>
   </w:latentStyles>
-  <w:style w:type="paragraph" w:default="1" w:styleId="Standaard">
+  <w:style w:type="paragraph" w:default="1" w:styleId="Normal">
     <w:name w:val="Normal"/>
     <w:qFormat/>
     <w:rsid w:val="00A266FD"/>
   </w:style>
-  <w:style w:type="paragraph" w:styleId="Kop1">
+  <w:style w:type="paragraph" w:styleId="Heading1">
     <w:name w:val="heading 1"/>
-    <w:basedOn w:val="Standaard"/>
-    <w:next w:val="Standaard"/>
-    <w:link w:val="Kop1Char"/>
+    <w:basedOn w:val="Normal"/>
+    <w:next w:val="Normal"/>
+    <w:link w:val="Heading1Char"/>
     <w:uiPriority w:val="9"/>
     <w:qFormat/>
     <w:rsid w:val="00CF1D52"/>
@@ -7121,11 +7139,11 @@
       <w:szCs w:val="32"/>
     </w:rPr>
   </w:style>
-  <w:style w:type="paragraph" w:styleId="Kop2">
+  <w:style w:type="paragraph" w:styleId="Heading2">
     <w:name w:val="heading 2"/>
-    <w:basedOn w:val="Standaard"/>
-    <w:next w:val="Standaard"/>
-    <w:link w:val="Kop2Char"/>
+    <w:basedOn w:val="Normal"/>
+    <w:next w:val="Normal"/>
+    <w:link w:val="Heading2Char"/>
     <w:uiPriority w:val="9"/>
     <w:unhideWhenUsed/>
     <w:qFormat/>
@@ -7143,11 +7161,11 @@
       <w:szCs w:val="26"/>
     </w:rPr>
   </w:style>
-  <w:style w:type="paragraph" w:styleId="Kop3">
+  <w:style w:type="paragraph" w:styleId="Heading3">
     <w:name w:val="heading 3"/>
-    <w:basedOn w:val="Standaard"/>
-    <w:next w:val="Standaard"/>
-    <w:link w:val="Kop3Char"/>
+    <w:basedOn w:val="Normal"/>
+    <w:next w:val="Normal"/>
+    <w:link w:val="Heading3Char"/>
     <w:uiPriority w:val="9"/>
     <w:unhideWhenUsed/>
     <w:qFormat/>
@@ -7165,13 +7183,12 @@
       <w:szCs w:val="24"/>
     </w:rPr>
   </w:style>
-  <w:style w:type="character" w:default="1" w:styleId="Standaardalinea-lettertype">
+  <w:style w:type="character" w:default="1" w:styleId="DefaultParagraphFont">
     <w:name w:val="Default Paragraph Font"/>
     <w:uiPriority w:val="1"/>
-    <w:semiHidden/>
     <w:unhideWhenUsed/>
   </w:style>
-  <w:style w:type="table" w:default="1" w:styleId="Standaardtabel">
+  <w:style w:type="table" w:default="1" w:styleId="TableNormal">
     <w:name w:val="Normal Table"/>
     <w:uiPriority w:val="99"/>
     <w:semiHidden/>
@@ -7186,15 +7203,15 @@
       </w:tblCellMar>
     </w:tblPr>
   </w:style>
-  <w:style w:type="numbering" w:default="1" w:styleId="Geenlijst">
+  <w:style w:type="numbering" w:default="1" w:styleId="NoList">
     <w:name w:val="No List"/>
     <w:uiPriority w:val="99"/>
     <w:semiHidden/>
     <w:unhideWhenUsed/>
   </w:style>
-  <w:style w:type="paragraph" w:styleId="Geenafstand">
+  <w:style w:type="paragraph" w:styleId="NoSpacing">
     <w:name w:val="No Spacing"/>
-    <w:link w:val="GeenafstandChar"/>
+    <w:link w:val="NoSpacingChar"/>
     <w:uiPriority w:val="1"/>
     <w:qFormat/>
     <w:rsid w:val="00CF1D52"/>
@@ -7207,10 +7224,10 @@
       <w14:ligatures w14:val="none"/>
     </w:rPr>
   </w:style>
-  <w:style w:type="character" w:customStyle="1" w:styleId="GeenafstandChar">
-    <w:name w:val="Geen afstand Char"/>
-    <w:basedOn w:val="Standaardalinea-lettertype"/>
-    <w:link w:val="Geenafstand"/>
+  <w:style w:type="character" w:customStyle="1" w:styleId="NoSpacingChar">
+    <w:name w:val="No Spacing Char"/>
+    <w:basedOn w:val="DefaultParagraphFont"/>
+    <w:link w:val="NoSpacing"/>
     <w:uiPriority w:val="1"/>
     <w:rsid w:val="00CF1D52"/>
     <w:rPr>
@@ -7220,10 +7237,10 @@
       <w14:ligatures w14:val="none"/>
     </w:rPr>
   </w:style>
-  <w:style w:type="character" w:customStyle="1" w:styleId="Kop1Char">
-    <w:name w:val="Kop 1 Char"/>
-    <w:basedOn w:val="Standaardalinea-lettertype"/>
-    <w:link w:val="Kop1"/>
+  <w:style w:type="character" w:customStyle="1" w:styleId="Heading1Char">
+    <w:name w:val="Heading 1 Char"/>
+    <w:basedOn w:val="DefaultParagraphFont"/>
+    <w:link w:val="Heading1"/>
     <w:uiPriority w:val="9"/>
     <w:rsid w:val="00CF1D52"/>
     <w:rPr>
@@ -7233,10 +7250,10 @@
       <w:szCs w:val="32"/>
     </w:rPr>
   </w:style>
-  <w:style w:type="paragraph" w:styleId="Kopvaninhoudsopgave">
+  <w:style w:type="paragraph" w:styleId="TOCHeading">
     <w:name w:val="TOC Heading"/>
-    <w:basedOn w:val="Kop1"/>
-    <w:next w:val="Standaard"/>
+    <w:basedOn w:val="Heading1"/>
+    <w:next w:val="Normal"/>
     <w:uiPriority w:val="39"/>
     <w:unhideWhenUsed/>
     <w:qFormat/>
@@ -7249,10 +7266,10 @@
       <w14:ligatures w14:val="none"/>
     </w:rPr>
   </w:style>
-  <w:style w:type="paragraph" w:styleId="Plattetekst">
+  <w:style w:type="paragraph" w:styleId="BodyText">
     <w:name w:val="Body Text"/>
-    <w:basedOn w:val="Standaard"/>
-    <w:link w:val="PlattetekstChar"/>
+    <w:basedOn w:val="Normal"/>
+    <w:link w:val="BodyTextChar"/>
     <w:uiPriority w:val="1"/>
     <w:qFormat/>
     <w:rsid w:val="00892426"/>
@@ -7271,10 +7288,10 @@
       <w14:ligatures w14:val="none"/>
     </w:rPr>
   </w:style>
-  <w:style w:type="character" w:customStyle="1" w:styleId="PlattetekstChar">
-    <w:name w:val="Platte tekst Char"/>
-    <w:basedOn w:val="Standaardalinea-lettertype"/>
-    <w:link w:val="Plattetekst"/>
+  <w:style w:type="character" w:customStyle="1" w:styleId="BodyTextChar">
+    <w:name w:val="Body Text Char"/>
+    <w:basedOn w:val="DefaultParagraphFont"/>
+    <w:link w:val="BodyText"/>
     <w:uiPriority w:val="1"/>
     <w:rsid w:val="00892426"/>
     <w:rPr>
@@ -7286,9 +7303,9 @@
       <w14:ligatures w14:val="none"/>
     </w:rPr>
   </w:style>
-  <w:style w:type="table" w:styleId="Tabelraster">
+  <w:style w:type="table" w:styleId="TableGrid">
     <w:name w:val="Table Grid"/>
-    <w:basedOn w:val="Standaardtabel"/>
+    <w:basedOn w:val="TableNormal"/>
     <w:uiPriority w:val="39"/>
     <w:rsid w:val="00495AFF"/>
     <w:pPr>
@@ -7305,9 +7322,9 @@
       </w:tblBorders>
     </w:tblPr>
   </w:style>
-  <w:style w:type="table" w:styleId="Rastertabel3-Accent1">
+  <w:style w:type="table" w:styleId="GridTable3-Accent1">
     <w:name w:val="Grid Table 3 Accent 1"/>
-    <w:basedOn w:val="Standaardtabel"/>
+    <w:basedOn w:val="TableNormal"/>
     <w:uiPriority w:val="48"/>
     <w:rsid w:val="00495AFF"/>
     <w:pPr>
@@ -7443,7 +7460,7 @@
   </w:style>
   <w:style w:type="character" w:styleId="Hyperlink">
     <w:name w:val="Hyperlink"/>
-    <w:basedOn w:val="Standaardalinea-lettertype"/>
+    <w:basedOn w:val="DefaultParagraphFont"/>
     <w:uiPriority w:val="99"/>
     <w:unhideWhenUsed/>
     <w:rsid w:val="005D4A1E"/>
@@ -7452,9 +7469,9 @@
       <w:u w:val="single"/>
     </w:rPr>
   </w:style>
-  <w:style w:type="character" w:styleId="Onopgelostemelding">
+  <w:style w:type="character" w:styleId="UnresolvedMention">
     <w:name w:val="Unresolved Mention"/>
-    <w:basedOn w:val="Standaardalinea-lettertype"/>
+    <w:basedOn w:val="DefaultParagraphFont"/>
     <w:uiPriority w:val="99"/>
     <w:semiHidden/>
     <w:unhideWhenUsed/>
@@ -7464,10 +7481,10 @@
       <w:shd w:val="clear" w:color="auto" w:fill="E1DFDD"/>
     </w:rPr>
   </w:style>
-  <w:style w:type="character" w:customStyle="1" w:styleId="Kop2Char">
-    <w:name w:val="Kop 2 Char"/>
-    <w:basedOn w:val="Standaardalinea-lettertype"/>
-    <w:link w:val="Kop2"/>
+  <w:style w:type="character" w:customStyle="1" w:styleId="Heading2Char">
+    <w:name w:val="Heading 2 Char"/>
+    <w:basedOn w:val="DefaultParagraphFont"/>
+    <w:link w:val="Heading2"/>
     <w:uiPriority w:val="9"/>
     <w:rsid w:val="00A73B7A"/>
     <w:rPr>
@@ -7477,10 +7494,10 @@
       <w:szCs w:val="26"/>
     </w:rPr>
   </w:style>
-  <w:style w:type="character" w:customStyle="1" w:styleId="Kop3Char">
-    <w:name w:val="Kop 3 Char"/>
-    <w:basedOn w:val="Standaardalinea-lettertype"/>
-    <w:link w:val="Kop3"/>
+  <w:style w:type="character" w:customStyle="1" w:styleId="Heading3Char">
+    <w:name w:val="Heading 3 Char"/>
+    <w:basedOn w:val="DefaultParagraphFont"/>
+    <w:link w:val="Heading3"/>
     <w:uiPriority w:val="9"/>
     <w:rsid w:val="00DF774F"/>
     <w:rPr>
@@ -7490,9 +7507,9 @@
       <w:szCs w:val="24"/>
     </w:rPr>
   </w:style>
-  <w:style w:type="paragraph" w:styleId="Lijstalinea">
+  <w:style w:type="paragraph" w:styleId="ListParagraph">
     <w:name w:val="List Paragraph"/>
-    <w:basedOn w:val="Standaard"/>
+    <w:basedOn w:val="Normal"/>
     <w:uiPriority w:val="34"/>
     <w:qFormat/>
     <w:rsid w:val="002535C7"/>
@@ -7501,10 +7518,10 @@
       <w:contextualSpacing/>
     </w:pPr>
   </w:style>
-  <w:style w:type="paragraph" w:styleId="Inhopg2">
+  <w:style w:type="paragraph" w:styleId="TOC2">
     <w:name w:val="toc 2"/>
-    <w:basedOn w:val="Standaard"/>
-    <w:next w:val="Standaard"/>
+    <w:basedOn w:val="Normal"/>
+    <w:next w:val="Normal"/>
     <w:autoRedefine/>
     <w:uiPriority w:val="39"/>
     <w:unhideWhenUsed/>
@@ -7514,10 +7531,10 @@
       <w:ind w:left="220"/>
     </w:pPr>
   </w:style>
-  <w:style w:type="paragraph" w:styleId="Inhopg3">
+  <w:style w:type="paragraph" w:styleId="TOC3">
     <w:name w:val="toc 3"/>
-    <w:basedOn w:val="Standaard"/>
-    <w:next w:val="Standaard"/>
+    <w:basedOn w:val="Normal"/>
+    <w:next w:val="Normal"/>
     <w:autoRedefine/>
     <w:uiPriority w:val="39"/>
     <w:unhideWhenUsed/>
@@ -7527,9 +7544,9 @@
       <w:ind w:left="440"/>
     </w:pPr>
   </w:style>
-  <w:style w:type="table" w:styleId="Rastertabel4-Accent1">
+  <w:style w:type="table" w:styleId="GridTable4-Accent1">
     <w:name w:val="Grid Table 4 Accent 1"/>
-    <w:basedOn w:val="Standaardtabel"/>
+    <w:basedOn w:val="TableNormal"/>
     <w:uiPriority w:val="49"/>
     <w:rsid w:val="00B2441A"/>
     <w:pPr>
@@ -7603,10 +7620,10 @@
       </w:tcPr>
     </w:tblStylePr>
   </w:style>
-  <w:style w:type="paragraph" w:styleId="Inhopg1">
+  <w:style w:type="paragraph" w:styleId="TOC1">
     <w:name w:val="toc 1"/>
-    <w:basedOn w:val="Standaard"/>
-    <w:next w:val="Standaard"/>
+    <w:basedOn w:val="Normal"/>
+    <w:next w:val="Normal"/>
     <w:autoRedefine/>
     <w:uiPriority w:val="39"/>
     <w:unhideWhenUsed/>
@@ -7615,9 +7632,9 @@
       <w:spacing w:after="100"/>
     </w:pPr>
   </w:style>
-  <w:style w:type="table" w:styleId="Rastertabel2-Accent1">
+  <w:style w:type="table" w:styleId="GridTable2-Accent1">
     <w:name w:val="Grid Table 2 Accent 1"/>
-    <w:basedOn w:val="Standaardtabel"/>
+    <w:basedOn w:val="TableNormal"/>
     <w:uiPriority w:val="47"/>
     <w:rsid w:val="00990091"/>
     <w:pPr>
@@ -7690,9 +7707,9 @@
       </w:tcPr>
     </w:tblStylePr>
   </w:style>
-  <w:style w:type="table" w:styleId="Lijsttabel2-Accent1">
+  <w:style w:type="table" w:styleId="ListTable2-Accent1">
     <w:name w:val="List Table 2 Accent 1"/>
-    <w:basedOn w:val="Standaardtabel"/>
+    <w:basedOn w:val="TableNormal"/>
     <w:uiPriority w:val="47"/>
     <w:rsid w:val="00990091"/>
     <w:pPr>
@@ -7744,9 +7761,9 @@
       </w:tcPr>
     </w:tblStylePr>
   </w:style>
-  <w:style w:type="table" w:styleId="Rastertabel2-Accent5">
+  <w:style w:type="table" w:styleId="GridTable2-Accent5">
     <w:name w:val="Grid Table 2 Accent 5"/>
-    <w:basedOn w:val="Standaardtabel"/>
+    <w:basedOn w:val="TableNormal"/>
     <w:uiPriority w:val="47"/>
     <w:rsid w:val="001721C1"/>
     <w:pPr>
@@ -7819,9 +7836,9 @@
       </w:tcPr>
     </w:tblStylePr>
   </w:style>
-  <w:style w:type="table" w:styleId="Rastertabel4-Accent5">
+  <w:style w:type="table" w:styleId="GridTable4-Accent5">
     <w:name w:val="Grid Table 4 Accent 5"/>
-    <w:basedOn w:val="Standaardtabel"/>
+    <w:basedOn w:val="TableNormal"/>
     <w:uiPriority w:val="49"/>
     <w:rsid w:val="008748B9"/>
     <w:pPr>
@@ -7895,9 +7912,9 @@
       </w:tcPr>
     </w:tblStylePr>
   </w:style>
-  <w:style w:type="table" w:styleId="Onopgemaaktetabel2">
+  <w:style w:type="table" w:styleId="PlainTable2">
     <w:name w:val="Plain Table 2"/>
-    <w:basedOn w:val="Standaardtabel"/>
+    <w:basedOn w:val="TableNormal"/>
     <w:uiPriority w:val="42"/>
     <w:rsid w:val="00A266FD"/>
     <w:pPr>
@@ -7975,9 +7992,9 @@
       </w:tcPr>
     </w:tblStylePr>
   </w:style>
-  <w:style w:type="table" w:styleId="Lijsttabel4-Accent1">
+  <w:style w:type="table" w:styleId="ListTable4-Accent1">
     <w:name w:val="List Table 4 Accent 1"/>
-    <w:basedOn w:val="Standaardtabel"/>
+    <w:basedOn w:val="TableNormal"/>
     <w:uiPriority w:val="49"/>
     <w:rsid w:val="00A266FD"/>
     <w:pPr>
@@ -8049,10 +8066,10 @@
       </w:tcPr>
     </w:tblStylePr>
   </w:style>
-  <w:style w:type="paragraph" w:styleId="Koptekst">
+  <w:style w:type="paragraph" w:styleId="Header">
     <w:name w:val="header"/>
-    <w:basedOn w:val="Standaard"/>
-    <w:link w:val="KoptekstChar"/>
+    <w:basedOn w:val="Normal"/>
+    <w:link w:val="HeaderChar"/>
     <w:uiPriority w:val="99"/>
     <w:unhideWhenUsed/>
     <w:rsid w:val="000F02F3"/>
@@ -8064,17 +8081,17 @@
       <w:spacing w:after="0" w:line="240" w:lineRule="auto"/>
     </w:pPr>
   </w:style>
-  <w:style w:type="character" w:customStyle="1" w:styleId="KoptekstChar">
-    <w:name w:val="Koptekst Char"/>
-    <w:basedOn w:val="Standaardalinea-lettertype"/>
-    <w:link w:val="Koptekst"/>
+  <w:style w:type="character" w:customStyle="1" w:styleId="HeaderChar">
+    <w:name w:val="Header Char"/>
+    <w:basedOn w:val="DefaultParagraphFont"/>
+    <w:link w:val="Header"/>
     <w:uiPriority w:val="99"/>
     <w:rsid w:val="000F02F3"/>
   </w:style>
-  <w:style w:type="paragraph" w:styleId="Voettekst">
+  <w:style w:type="paragraph" w:styleId="Footer">
     <w:name w:val="footer"/>
-    <w:basedOn w:val="Standaard"/>
-    <w:link w:val="VoettekstChar"/>
+    <w:basedOn w:val="Normal"/>
+    <w:link w:val="FooterChar"/>
     <w:uiPriority w:val="99"/>
     <w:unhideWhenUsed/>
     <w:rsid w:val="000F02F3"/>
@@ -8086,18 +8103,18 @@
       <w:spacing w:after="0" w:line="240" w:lineRule="auto"/>
     </w:pPr>
   </w:style>
-  <w:style w:type="character" w:customStyle="1" w:styleId="VoettekstChar">
-    <w:name w:val="Voettekst Char"/>
-    <w:basedOn w:val="Standaardalinea-lettertype"/>
-    <w:link w:val="Voettekst"/>
+  <w:style w:type="character" w:customStyle="1" w:styleId="FooterChar">
+    <w:name w:val="Footer Char"/>
+    <w:basedOn w:val="DefaultParagraphFont"/>
+    <w:link w:val="Footer"/>
     <w:uiPriority w:val="99"/>
     <w:rsid w:val="000F02F3"/>
   </w:style>
-  <w:style w:type="paragraph" w:styleId="Titel">
+  <w:style w:type="paragraph" w:styleId="Title">
     <w:name w:val="Title"/>
-    <w:basedOn w:val="Standaard"/>
-    <w:next w:val="Standaard"/>
-    <w:link w:val="TitelChar"/>
+    <w:basedOn w:val="Normal"/>
+    <w:next w:val="Normal"/>
+    <w:link w:val="TitleChar"/>
     <w:uiPriority w:val="10"/>
     <w:qFormat/>
     <w:rsid w:val="00FE7BC5"/>
@@ -8114,10 +8131,10 @@
       <w:lang w:val="nl-NL"/>
     </w:rPr>
   </w:style>
-  <w:style w:type="character" w:customStyle="1" w:styleId="TitelChar">
-    <w:name w:val="Titel Char"/>
-    <w:basedOn w:val="Standaardalinea-lettertype"/>
-    <w:link w:val="Titel"/>
+  <w:style w:type="character" w:customStyle="1" w:styleId="TitleChar">
+    <w:name w:val="Title Char"/>
+    <w:basedOn w:val="DefaultParagraphFont"/>
+    <w:link w:val="Title"/>
     <w:uiPriority w:val="10"/>
     <w:rsid w:val="00FE7BC5"/>
     <w:rPr>
@@ -8129,9 +8146,9 @@
       <w:lang w:val="nl-NL"/>
     </w:rPr>
   </w:style>
-  <w:style w:type="paragraph" w:styleId="Normaalweb">
+  <w:style w:type="paragraph" w:styleId="NormalWeb">
     <w:name w:val="Normal (Web)"/>
-    <w:basedOn w:val="Standaard"/>
+    <w:basedOn w:val="Normal"/>
     <w:uiPriority w:val="99"/>
     <w:semiHidden/>
     <w:unhideWhenUsed/>
@@ -8142,10 +8159,10 @@
       <w:szCs w:val="24"/>
     </w:rPr>
   </w:style>
-  <w:style w:type="paragraph" w:styleId="Bibliografie">
+  <w:style w:type="paragraph" w:styleId="Bibliography">
     <w:name w:val="Bibliography"/>
-    <w:basedOn w:val="Standaard"/>
-    <w:next w:val="Standaard"/>
+    <w:basedOn w:val="Normal"/>
+    <w:next w:val="Normal"/>
     <w:uiPriority w:val="37"/>
     <w:unhideWhenUsed/>
     <w:rsid w:val="00781698"/>
@@ -8153,10 +8170,10 @@
       <w:lang w:val="nl-NL"/>
     </w:rPr>
   </w:style>
-  <w:style w:type="paragraph" w:styleId="Voetnoottekst">
+  <w:style w:type="paragraph" w:styleId="FootnoteText">
     <w:name w:val="footnote text"/>
-    <w:basedOn w:val="Standaard"/>
-    <w:link w:val="VoetnoottekstChar"/>
+    <w:basedOn w:val="Normal"/>
+    <w:link w:val="FootnoteTextChar"/>
     <w:uiPriority w:val="99"/>
     <w:semiHidden/>
     <w:unhideWhenUsed/>
@@ -8169,10 +8186,10 @@
       <w:szCs w:val="20"/>
     </w:rPr>
   </w:style>
-  <w:style w:type="character" w:customStyle="1" w:styleId="VoetnoottekstChar">
-    <w:name w:val="Voetnoottekst Char"/>
-    <w:basedOn w:val="Standaardalinea-lettertype"/>
-    <w:link w:val="Voetnoottekst"/>
+  <w:style w:type="character" w:customStyle="1" w:styleId="FootnoteTextChar">
+    <w:name w:val="Footnote Text Char"/>
+    <w:basedOn w:val="DefaultParagraphFont"/>
+    <w:link w:val="FootnoteText"/>
     <w:uiPriority w:val="99"/>
     <w:semiHidden/>
     <w:rsid w:val="005960F1"/>
@@ -8181,9 +8198,9 @@
       <w:szCs w:val="20"/>
     </w:rPr>
   </w:style>
-  <w:style w:type="character" w:styleId="Voetnootmarkering">
+  <w:style w:type="character" w:styleId="FootnoteReference">
     <w:name w:val="footnote reference"/>
-    <w:basedOn w:val="Standaardalinea-lettertype"/>
+    <w:basedOn w:val="DefaultParagraphFont"/>
     <w:uiPriority w:val="99"/>
     <w:semiHidden/>
     <w:unhideWhenUsed/>
@@ -8696,23 +8713,6 @@
 </file>
 
 <file path=customXml/item3.xml><?xml version="1.0" encoding="utf-8"?>
-<p:properties xmlns:p="http://schemas.microsoft.com/office/2006/metadata/properties" xmlns:xsi="http://www.w3.org/2001/XMLSchema-instance" xmlns:pc="http://schemas.microsoft.com/office/infopath/2007/PartnerControls">
-  <documentManagement>
-    <_activity xmlns="8d5dcd13-9b93-4860-8686-258dec0e23be" xsi:nil="true"/>
-  </documentManagement>
-</p:properties>
-</file>
-
-<file path=customXml/item4.xml><?xml version="1.0" encoding="utf-8"?>
-<?mso-contentType ?>
-<FormTemplates xmlns="http://schemas.microsoft.com/sharepoint/v3/contenttype/forms">
-  <Display>DocumentLibraryForm</Display>
-  <Edit>DocumentLibraryForm</Edit>
-  <New>DocumentLibraryForm</New>
-</FormTemplates>
-</file>
-
-<file path=customXml/item5.xml><?xml version="1.0" encoding="utf-8"?>
 <b:Sources xmlns:b="http://schemas.openxmlformats.org/officeDocument/2006/bibliography" xmlns="http://schemas.openxmlformats.org/officeDocument/2006/bibliography" SelectedStyle="\IEEE2006OfficeOnline.xsl" StyleName="IEEE" Version="2006">
   <b:Source>
     <b:Tag>Wat</b:Tag>
@@ -8771,6 +8771,23 @@
 </b:Sources>
 </file>
 
+<file path=customXml/item4.xml><?xml version="1.0" encoding="utf-8"?>
+<?mso-contentType ?>
+<FormTemplates xmlns="http://schemas.microsoft.com/sharepoint/v3/contenttype/forms">
+  <Display>DocumentLibraryForm</Display>
+  <Edit>DocumentLibraryForm</Edit>
+  <New>DocumentLibraryForm</New>
+</FormTemplates>
+</file>
+
+<file path=customXml/item5.xml><?xml version="1.0" encoding="utf-8"?>
+<p:properties xmlns:p="http://schemas.microsoft.com/office/2006/metadata/properties" xmlns:xsi="http://www.w3.org/2001/XMLSchema-instance" xmlns:pc="http://schemas.microsoft.com/office/infopath/2007/PartnerControls">
+  <documentManagement>
+    <_activity xmlns="8d5dcd13-9b93-4860-8686-258dec0e23be" xsi:nil="true"/>
+  </documentManagement>
+</p:properties>
+</file>
+
 <file path=customXml/itemProps1.xml><?xml version="1.0" encoding="utf-8"?>
 <ds:datastoreItem xmlns:ds="http://schemas.openxmlformats.org/officeDocument/2006/customXml" ds:itemID="{55AF091B-3C7A-41E3-B477-F2FDAA23CFDA}">
   <ds:schemaRefs>
@@ -8798,11 +8815,9 @@
 </file>
 
 <file path=customXml/itemProps3.xml><?xml version="1.0" encoding="utf-8"?>
-<ds:datastoreItem xmlns:ds="http://schemas.openxmlformats.org/officeDocument/2006/customXml" ds:itemID="{86D09D52-1029-4077-BDC7-28D8BEFE2835}">
+<ds:datastoreItem xmlns:ds="http://schemas.openxmlformats.org/officeDocument/2006/customXml" ds:itemID="{BB40A58D-2746-44B9-AB8F-52CE21D26EE9}">
   <ds:schemaRefs>
-    <ds:schemaRef ds:uri="http://schemas.microsoft.com/office/2006/metadata/properties"/>
-    <ds:schemaRef ds:uri="http://schemas.microsoft.com/office/infopath/2007/PartnerControls"/>
-    <ds:schemaRef ds:uri="8d5dcd13-9b93-4860-8686-258dec0e23be"/>
+    <ds:schemaRef ds:uri="http://schemas.openxmlformats.org/officeDocument/2006/bibliography"/>
   </ds:schemaRefs>
 </ds:datastoreItem>
 </file>
@@ -8816,9 +8831,11 @@
 </file>
 
 <file path=customXml/itemProps5.xml><?xml version="1.0" encoding="utf-8"?>
-<ds:datastoreItem xmlns:ds="http://schemas.openxmlformats.org/officeDocument/2006/customXml" ds:itemID="{BB40A58D-2746-44B9-AB8F-52CE21D26EE9}">
+<ds:datastoreItem xmlns:ds="http://schemas.openxmlformats.org/officeDocument/2006/customXml" ds:itemID="{86D09D52-1029-4077-BDC7-28D8BEFE2835}">
   <ds:schemaRefs>
-    <ds:schemaRef ds:uri="http://schemas.openxmlformats.org/officeDocument/2006/bibliography"/>
+    <ds:schemaRef ds:uri="http://schemas.microsoft.com/office/2006/metadata/properties"/>
+    <ds:schemaRef ds:uri="http://schemas.microsoft.com/office/infopath/2007/PartnerControls"/>
+    <ds:schemaRef ds:uri="8d5dcd13-9b93-4860-8686-258dec0e23be"/>
   </ds:schemaRefs>
 </ds:datastoreItem>
 </file>